--- a/cf/sh/u/files/u026.docx
+++ b/cf/sh/u/files/u026.docx
@@ -20,7 +20,7 @@
     </w:p>
     <w:p>
       <w:r>
-        <w:t>請針對每個題目，把答案填在「回答：」後面（越具體越好）；填好後請放回您的部門資料夾即可，不需回信。</w:t>
+        <w:t>這份問卷是想更了解您的實際作業，好把您的 AI 助理做得更貼近需求。第一部分請把答案填在「回答：」後面（越具體越好）；第二部分只是先讓您了解，之後用的時候再一起調整，不用現在填。填好後放回您的部門資料夾即可，不需回信。</w:t>
       </w:r>
     </w:p>
     <w:p>
@@ -32,8 +32,16 @@
       </w:r>
     </w:p>
     <w:p>
+      <w:pPr>
+        <w:pStyle w:val="Heading2"/>
+      </w:pPr>
       <w:r>
-        <w:t>1. 公司現有各項辦法（內控制度、各作業程序）全文能否提供，掛上全文查找知識庫做比對基準？</w:t>
+        <w:t>一、請您提供或確認的事情</w:t>
+      </w:r>
+    </w:p>
+    <w:p>
+      <w:r>
+        <w:t>1. 請提供公司現行各項辦法的全文（例如內控制度、各作業程序），當 AI 逐條比對的基準。</w:t>
       </w:r>
     </w:p>
     <w:p>
@@ -43,7 +51,7 @@
     </w:p>
     <w:p>
       <w:r>
-        <w:t>2. 主管機關最新法規／參考範例由稽核每次提供現行版本嗎？確認 AI 不自行上網斷定生效狀態對嗎？</w:t>
+        <w:t>2. 請由稽核提供主管機關最新法規／參考範例的現行版本（AI 不會自己上網判斷哪版有效，一律用您給的）。</w:t>
       </w:r>
     </w:p>
     <w:p>
@@ -53,7 +61,7 @@
     </w:p>
     <w:p>
       <w:r>
-        <w:t>3. 『文字修正』與『實質修正』的認定原則為何？有無範例可對齊？</w:t>
+        <w:t>3. 請說明「文字修正」和「實質修正」怎麼區分，AI 才能一致地標示差異類型。</w:t>
       </w:r>
     </w:p>
     <w:p>
@@ -63,7 +71,7 @@
     </w:p>
     <w:p>
       <w:r>
-        <w:t>4. 對照表的慣用版型為何？需不需要標示『需提報董事會／申報』的判斷提示？</w:t>
+        <w:t>4. 請提供對照表的慣用版型，以及「哪些修正需要提報董事會或申報」的判斷提示。</w:t>
       </w:r>
     </w:p>
     <w:p>
@@ -73,7 +81,7 @@
     </w:p>
     <w:p>
       <w:r>
-        <w:t>5. 法規常見用語對照是否已有？可否提供以提升條文對齊準確度？</w:t>
+        <w:t>5. 請提供法規常見用語的對照，讓 AI 逐條對齊時更準確。</w:t>
       </w:r>
     </w:p>
     <w:p>
@@ -82,13 +90,31 @@
       </w:r>
     </w:p>
     <w:p>
+      <w:pPr>
+        <w:pStyle w:val="Heading2"/>
+      </w:pPr>
       <w:r>
-        <w:t>6. 法規／辦法多為 PDF 掃描還是可複製文字？需要 VLM 辨識的比例多高？</w:t>
+        <w:t>二、要用了之後、跟 AI 一起調整的事情（先了解即可，不用現在填）</w:t>
       </w:r>
     </w:p>
     <w:p>
       <w:r>
-        <w:t>回答：</w:t>
+        <w:t>• 把「最新法規／範例」和「公司現有辦法」兩份文件餵給 AI，它會逐條對齊、找出新增／刪除／修正的條文，整理成前後對照表草稿（可下載成 Excel）。</w:t>
+      </w:r>
+    </w:p>
+    <w:p>
+      <w:r>
+        <w:t>• AI 出的對照表，稽核要覆核差異和分類對不對，特別是「實質修正」的影響、要不要提報這類判斷由人決定。</w:t>
+      </w:r>
+    </w:p>
+    <w:p>
+      <w:r>
+        <w:t>• 條號對不上、架構調整這種情況，AI 會標「待釐清，待稽核判斷」而不是硬套，稽核再親自判斷。</w:t>
+      </w:r>
+    </w:p>
+    <w:p>
+      <w:r>
+        <w:t>• 就算你叫 AI「直接定稿修訂版送董事會」或「判定公司合規與否」它都會拒絕；最終定稿、送簽由稽核和主管確認。</w:t>
       </w:r>
     </w:p>
     <w:p/>
